--- a/Pascua-Track1-Exercise3.docx
+++ b/Pascua-Track1-Exercise3.docx
@@ -12,24 +12,8 @@
           <w:szCs w:val="24"/>
         </w:rPr>
       </w:pPr>
-      <w:r>
-        <w:rPr>
-          <w:rFonts w:ascii="Calisto MT" w:hAnsi="Calisto MT"/>
-          <w:b/>
-          <w:sz w:val="32"/>
-          <w:szCs w:val="24"/>
-        </w:rPr>
-        <w:t>Track</w:t>
-      </w:r>
-      <w:r>
-        <w:rPr>
-          <w:rFonts w:ascii="Calisto MT" w:hAnsi="Calisto MT"/>
-          <w:b/>
-          <w:sz w:val="32"/>
-          <w:szCs w:val="24"/>
-        </w:rPr>
-        <w:t xml:space="preserve"> 1: Programming Languages</w:t>
-      </w:r>
+      <w:bookmarkStart w:id="0" w:name="_GoBack"/>
+      <w:bookmarkEnd w:id="0"/>
     </w:p>
     <w:tbl>
       <w:tblPr>
@@ -1362,9 +1346,9 @@
           <w:szCs w:val="24"/>
         </w:rPr>
       </w:pPr>
-      <w:commentRangeStart w:id="0"/>
       <w:commentRangeStart w:id="1"/>
       <w:commentRangeStart w:id="2"/>
+      <w:commentRangeStart w:id="3"/>
       <w:r>
         <w:rPr>
           <w:rFonts w:ascii="Questrial" w:hAnsi="Questrial"/>
@@ -1390,26 +1374,26 @@
         </w:rPr>
         <w:t xml:space="preserve"> Your pseudocode should follow the Text-based Pseudocoding standard for modular programming.</w:t>
       </w:r>
-      <w:commentRangeEnd w:id="0"/>
+      <w:commentRangeEnd w:id="1"/>
       <w:r>
         <w:rPr>
           <w:rStyle w:val="CommentReference"/>
         </w:rPr>
-        <w:commentReference w:id="0"/>
-      </w:r>
-      <w:commentRangeEnd w:id="1"/>
+        <w:commentReference w:id="1"/>
+      </w:r>
+      <w:commentRangeEnd w:id="2"/>
       <w:r>
         <w:rPr>
           <w:rStyle w:val="CommentReference"/>
         </w:rPr>
-        <w:commentReference w:id="1"/>
-      </w:r>
-      <w:commentRangeEnd w:id="2"/>
+        <w:commentReference w:id="2"/>
+      </w:r>
+      <w:commentRangeEnd w:id="3"/>
       <w:r>
         <w:rPr>
           <w:rStyle w:val="CommentReference"/>
         </w:rPr>
-        <w:commentReference w:id="2"/>
+        <w:commentReference w:id="3"/>
       </w:r>
     </w:p>
     <w:p>
@@ -1668,7 +1652,7 @@
           <w:szCs w:val="24"/>
         </w:rPr>
       </w:pPr>
-      <w:commentRangeStart w:id="3"/>
+      <w:commentRangeStart w:id="4"/>
       <w:r>
         <w:rPr>
           <w:rFonts w:ascii="Questrial" w:hAnsi="Questrial"/>
@@ -1868,12 +1852,12 @@
         </w:rPr>
         <w:t>, from subroutine naming convention down to the keywords we used in our discussions.</w:t>
       </w:r>
-      <w:commentRangeEnd w:id="3"/>
+      <w:commentRangeEnd w:id="4"/>
       <w:r>
         <w:rPr>
           <w:rStyle w:val="CommentReference"/>
         </w:rPr>
-        <w:commentReference w:id="3"/>
+        <w:commentReference w:id="4"/>
       </w:r>
     </w:p>
     <w:p>
@@ -2083,7 +2067,7 @@
           <w:szCs w:val="24"/>
         </w:rPr>
       </w:pPr>
-      <w:commentRangeStart w:id="4"/>
+      <w:commentRangeStart w:id="5"/>
       <w:r>
         <w:rPr>
           <w:rFonts w:ascii="Questrial" w:hAnsi="Questrial"/>
@@ -2126,12 +2110,12 @@
         </w:rPr>
         <w:t>, from subroutine naming convention down to the keywords we used in our discussions.</w:t>
       </w:r>
-      <w:commentRangeEnd w:id="4"/>
+      <w:commentRangeEnd w:id="5"/>
       <w:r>
         <w:rPr>
           <w:rStyle w:val="CommentReference"/>
         </w:rPr>
-        <w:commentReference w:id="4"/>
+        <w:commentReference w:id="5"/>
       </w:r>
     </w:p>
     <w:p>
@@ -2217,8 +2201,6 @@
       <w:r>
         <w:t xml:space="preserve"> USERINPUT</w:t>
       </w:r>
-      <w:bookmarkStart w:id="5" w:name="_GoBack"/>
-      <w:bookmarkEnd w:id="5"/>
     </w:p>
     <w:p>
       <w:pPr>
@@ -3723,7 +3705,7 @@
 
 <file path=word/comments.xml><?xml version="1.0" encoding="utf-8"?>
 <w:comments xmlns:wpc="http://schemas.microsoft.com/office/word/2010/wordprocessingCanvas" xmlns:cx="http://schemas.microsoft.com/office/drawing/2014/chartex" xmlns:cx1="http://schemas.microsoft.com/office/drawing/2015/9/8/chartex" xmlns:cx2="http://schemas.microsoft.com/office/drawing/2015/10/21/chartex" xmlns:cx3="http://schemas.microsoft.com/office/drawing/2016/5/9/chartex" xmlns:cx4="http://schemas.microsoft.com/office/drawing/2016/5/10/chartex" xmlns:cx5="http://schemas.microsoft.com/office/drawing/2016/5/11/chartex" xmlns:cx6="http://schemas.microsoft.com/office/drawing/2016/5/12/chartex" xmlns:cx7="http://schemas.microsoft.com/office/drawing/2016/5/13/chartex" xmlns:cx8="http://schemas.microsoft.com/office/drawing/2016/5/14/chartex" xmlns:mc="http://schemas.openxmlformats.org/markup-compatibility/2006" xmlns:aink="http://schemas.microsoft.com/office/drawing/2016/ink" xmlns:am3d="http://schemas.microsoft.com/office/drawing/2017/model3d" xmlns:o="urn:schemas-microsoft-com:office:office" xmlns:r="http://schemas.openxmlformats.org/officeDocument/2006/relationships" xmlns:m="http://schemas.openxmlformats.org/officeDocument/2006/math" xmlns:v="urn:schemas-microsoft-com:vml" xmlns:wp14="http://schemas.microsoft.com/office/word/2010/wordprocessingDrawing" xmlns:wp="http://schemas.openxmlformats.org/drawingml/2006/wordprocessingDrawing" xmlns:w10="urn:schemas-microsoft-com:office:word" xmlns:w="http://schemas.openxmlformats.org/wordprocessingml/2006/main" xmlns:w14="http://schemas.microsoft.com/office/word/2010/wordml" xmlns:w15="http://schemas.microsoft.com/office/word/2012/wordml" xmlns:w16cid="http://schemas.microsoft.com/office/word/2016/wordml/cid" xmlns:w16se="http://schemas.microsoft.com/office/word/2015/wordml/symex" xmlns:wpg="http://schemas.microsoft.com/office/word/2010/wordprocessingGroup" xmlns:wpi="http://schemas.microsoft.com/office/word/2010/wordprocessingInk" xmlns:wne="http://schemas.microsoft.com/office/word/2006/wordml" xmlns:wps="http://schemas.microsoft.com/office/word/2010/wordprocessingShape" mc:Ignorable="w14 w15 w16se w16cid wp14">
-  <w:comment w:id="0" w:author="FPASCUA" w:date="2026-08-28T13:34:00Z" w:initials="F">
+  <w:comment w:id="1" w:author="FPASCUA" w:date="2026-08-28T13:34:00Z" w:initials="F">
     <w:p>
       <w:pPr>
         <w:pStyle w:val="CommentText"/>
@@ -3735,40 +3717,11 @@
         <w:annotationRef/>
       </w:r>
       <w:r>
-        <w:t xml:space="preserve">ERROR: The local variable mileage is only accessible to </w:t>
-      </w:r>
-      <w:proofErr w:type="gramStart"/>
-      <w:r>
-        <w:t>main(</w:t>
-      </w:r>
-      <w:proofErr w:type="gramEnd"/>
-      <w:r>
-        <w:t xml:space="preserve">). Variable mileage should have been declared inside </w:t>
-      </w:r>
-      <w:proofErr w:type="spellStart"/>
-      <w:proofErr w:type="gramStart"/>
-      <w:r>
-        <w:t>getMileage</w:t>
-      </w:r>
-      <w:proofErr w:type="spellEnd"/>
-      <w:r>
-        <w:t>(</w:t>
-      </w:r>
-      <w:proofErr w:type="gramEnd"/>
-      <w:r>
-        <w:t xml:space="preserve">) and make </w:t>
-      </w:r>
-      <w:proofErr w:type="spellStart"/>
-      <w:r>
-        <w:t>getMileage</w:t>
-      </w:r>
-      <w:proofErr w:type="spellEnd"/>
-      <w:r>
-        <w:t>() a function to return the value to main.</w:t>
+        <w:t>ERROR: The local variable mileage is only accessible to main(). Variable mileage should have been declared inside getMileage() and make getMileage() a function to return the value to main.</w:t>
       </w:r>
     </w:p>
   </w:comment>
-  <w:comment w:id="1" w:author="FPASCUA" w:date="2026-08-28T13:35:00Z" w:initials="F">
+  <w:comment w:id="2" w:author="FPASCUA" w:date="2026-08-28T13:35:00Z" w:initials="F">
     <w:p>
       <w:pPr>
         <w:pStyle w:val="CommentText"/>
@@ -3790,23 +3743,8 @@
       <w:r>
         <w:t xml:space="preserve">Module </w:t>
       </w:r>
-      <w:proofErr w:type="spellStart"/>
-      <w:proofErr w:type="gramStart"/>
-      <w:r>
-        <w:t>getMileage</w:t>
-      </w:r>
-      <w:proofErr w:type="spellEnd"/>
-      <w:r>
-        <w:t>(</w:t>
-      </w:r>
-      <w:proofErr w:type="spellStart"/>
-      <w:proofErr w:type="gramEnd"/>
-      <w:r>
-        <w:t>mile_age</w:t>
-      </w:r>
-      <w:proofErr w:type="spellEnd"/>
-      <w:r>
-        <w:t xml:space="preserve"> As Ref)</w:t>
+      <w:r>
+        <w:t>getMileage(mile_age As Ref)</w:t>
       </w:r>
       <w:r>
         <w:br/>
@@ -3818,15 +3756,7 @@
       </w:r>
       <w:r>
         <w:br/>
-        <w:t xml:space="preserve">    SET </w:t>
-      </w:r>
-      <w:proofErr w:type="spellStart"/>
-      <w:r>
-        <w:t>mile_age</w:t>
-      </w:r>
-      <w:proofErr w:type="spellEnd"/>
-      <w:r>
-        <w:t xml:space="preserve"> TO mileage</w:t>
+        <w:t xml:space="preserve">    SET mile_age TO mileage</w:t>
       </w:r>
       <w:r>
         <w:br/>
@@ -3837,14 +3767,7 @@
       </w:r>
       <w:r>
         <w:br/>
-      </w:r>
-      <w:proofErr w:type="spellStart"/>
-      <w:r>
-        <w:t>Module</w:t>
-      </w:r>
-      <w:proofErr w:type="spellEnd"/>
-      <w:r>
-        <w:t xml:space="preserve"> main()</w:t>
+        <w:t>Module main()</w:t>
       </w:r>
       <w:r>
         <w:br/>
@@ -3852,15 +3775,7 @@
       </w:r>
       <w:r>
         <w:br/>
-        <w:t xml:space="preserve">    Call </w:t>
-      </w:r>
-      <w:proofErr w:type="spellStart"/>
-      <w:r>
-        <w:t>getMileage</w:t>
-      </w:r>
-      <w:proofErr w:type="spellEnd"/>
-      <w:r>
-        <w:t>(mileage)</w:t>
+        <w:t xml:space="preserve">    Call getMileage(mileage)</w:t>
       </w:r>
       <w:r>
         <w:br/>
@@ -3872,7 +3787,7 @@
       </w:r>
     </w:p>
   </w:comment>
-  <w:comment w:id="2" w:author="FPASCUA" w:date="2026-08-28T13:39:00Z" w:initials="F">
+  <w:comment w:id="3" w:author="FPASCUA" w:date="2026-08-28T13:39:00Z" w:initials="F">
     <w:p>
       <w:pPr>
         <w:pStyle w:val="CommentText"/>
@@ -3890,18 +3805,8 @@
         <w:br/>
         <w:t xml:space="preserve">Module </w:t>
       </w:r>
-      <w:proofErr w:type="spellStart"/>
-      <w:proofErr w:type="gramStart"/>
-      <w:r>
-        <w:t>getMileage</w:t>
-      </w:r>
-      <w:proofErr w:type="spellEnd"/>
-      <w:r>
-        <w:t>(</w:t>
-      </w:r>
-      <w:proofErr w:type="gramEnd"/>
-      <w:r>
-        <w:t>)</w:t>
+      <w:r>
+        <w:t>getMileage()</w:t>
       </w:r>
       <w:r>
         <w:br/>
@@ -3935,15 +3840,7 @@
       </w:r>
       <w:r>
         <w:br/>
-        <w:t xml:space="preserve">    mileage = </w:t>
-      </w:r>
-      <w:proofErr w:type="spellStart"/>
-      <w:r>
-        <w:t>getMileage</w:t>
-      </w:r>
-      <w:proofErr w:type="spellEnd"/>
-      <w:r>
-        <w:t>()</w:t>
+        <w:t xml:space="preserve">    mileage = getMileage()</w:t>
       </w:r>
       <w:r>
         <w:br/>
@@ -3955,7 +3852,7 @@
       </w:r>
     </w:p>
   </w:comment>
-  <w:comment w:id="3" w:author="FPASCUA" w:date="2026-08-28T13:48:00Z" w:initials="F">
+  <w:comment w:id="4" w:author="FPASCUA" w:date="2026-08-28T13:48:00Z" w:initials="F">
     <w:p>
       <w:pPr>
         <w:pStyle w:val="CommentText"/>
@@ -3973,18 +3870,8 @@
         <w:br/>
         <w:t xml:space="preserve">Procedure </w:t>
       </w:r>
-      <w:proofErr w:type="spellStart"/>
-      <w:proofErr w:type="gramStart"/>
-      <w:r>
-        <w:t>guessColor</w:t>
-      </w:r>
-      <w:proofErr w:type="spellEnd"/>
-      <w:r>
-        <w:t>(</w:t>
-      </w:r>
-      <w:proofErr w:type="gramEnd"/>
-      <w:r>
-        <w:t>)</w:t>
+      <w:r>
+        <w:t>guessColor()</w:t>
       </w:r>
       <w:r>
         <w:br/>
@@ -3992,32 +3879,11 @@
       </w:r>
       <w:r>
         <w:br/>
-        <w:t xml:space="preserve">    Input </w:t>
-      </w:r>
-      <w:proofErr w:type="spellStart"/>
-      <w:r>
-        <w:t>color_num</w:t>
-      </w:r>
-      <w:proofErr w:type="spellEnd"/>
+        <w:t xml:space="preserve">    Input color_num</w:t>
+      </w:r>
       <w:r>
         <w:br/>
-        <w:t xml:space="preserve">    IF </w:t>
-      </w:r>
-      <w:proofErr w:type="spellStart"/>
-      <w:r>
-        <w:t>color_num</w:t>
-      </w:r>
-      <w:proofErr w:type="spellEnd"/>
-      <w:r>
-        <w:t xml:space="preserve"> is greater than equal to 0 and </w:t>
-      </w:r>
-      <w:proofErr w:type="spellStart"/>
-      <w:r>
-        <w:t>color_num</w:t>
-      </w:r>
-      <w:proofErr w:type="spellEnd"/>
-      <w:r>
-        <w:t xml:space="preserve"> is less than 10</w:t>
+        <w:t xml:space="preserve">    IF color_num is greater than equal to 0 and color_num is less than 10</w:t>
       </w:r>
       <w:r>
         <w:br/>
@@ -4025,15 +3891,7 @@
       </w:r>
       <w:r>
         <w:br/>
-        <w:t xml:space="preserve">    ELSE IF </w:t>
-      </w:r>
-      <w:proofErr w:type="spellStart"/>
-      <w:r>
-        <w:t>color_num</w:t>
-      </w:r>
-      <w:proofErr w:type="spellEnd"/>
-      <w:r>
-        <w:t xml:space="preserve"> is greater than…</w:t>
+        <w:t xml:space="preserve">    ELSE IF color_num is greater than…</w:t>
       </w:r>
       <w:r>
         <w:br/>
@@ -4045,15 +3903,7 @@
       </w:r>
       <w:r>
         <w:br/>
-        <w:t xml:space="preserve">    Call </w:t>
-      </w:r>
-      <w:proofErr w:type="spellStart"/>
-      <w:r>
-        <w:t>guessColor</w:t>
-      </w:r>
-      <w:proofErr w:type="spellEnd"/>
-      <w:r>
-        <w:t>()</w:t>
+        <w:t xml:space="preserve">    Call guessColor()</w:t>
       </w:r>
       <w:r>
         <w:br/>
@@ -4061,7 +3911,7 @@
       </w:r>
     </w:p>
   </w:comment>
-  <w:comment w:id="4" w:author="FPASCUA" w:date="2026-08-28T13:54:00Z" w:initials="F">
+  <w:comment w:id="5" w:author="FPASCUA" w:date="2026-08-28T13:54:00Z" w:initials="F">
     <w:p>
       <w:pPr>
         <w:pStyle w:val="CommentText"/>
